--- a/tests/docx_verify_output/wikilink_sample.docx
+++ b/tests/docx_verify_output/wikilink_sample.docx
@@ -79,8 +79,8 @@
       </w:r>
     </w:p>
     <w:sectPr>
-      <w:headerReference xmlns:r="http://schemas.openxmlformats.org/officeDocument/2006/relationships" w:type="default" r:id="R8b9101d29b9140ac"/>
-      <w:footerReference xmlns:r="http://schemas.openxmlformats.org/officeDocument/2006/relationships" w:type="default" r:id="R746fe5e6a21540c2"/>
+      <w:headerReference xmlns:r="http://schemas.openxmlformats.org/officeDocument/2006/relationships" w:type="default" r:id="R51492cb4a9ed48e6"/>
+      <w:footerReference xmlns:r="http://schemas.openxmlformats.org/officeDocument/2006/relationships" w:type="default" r:id="Recbbcb3a860e4113"/>
       <w:pgSz w:w="11906" w:h="16838"/>
       <w:pgMar w:top="1440" w:right="1440" w:bottom="1440" w:left="1440" w:header="576" w:footer="576" w:gutter="0"/>
       <w:pgBorders w:display="allPages" w:offsetFrom="page">
@@ -481,5 +481,26 @@
       <w:u w:val="single"/>
     </w:rPr>
   </w:style>
+  <w:style w:type="paragraph" w:styleId="TOC1">
+    <w:name w:val="toc 1"/>
+    <w:basedOn w:val="Normal"/>
+    <w:rPr>
+      <w:color w:val="1b1f23"/>
+    </w:rPr>
+  </w:style>
+  <w:style w:type="paragraph" w:styleId="TOC2">
+    <w:name w:val="toc 2"/>
+    <w:basedOn w:val="Normal"/>
+    <w:rPr>
+      <w:color w:val="1b1f23"/>
+    </w:rPr>
+  </w:style>
+  <w:style w:type="paragraph" w:styleId="TOC3">
+    <w:name w:val="toc 3"/>
+    <w:basedOn w:val="Normal"/>
+    <w:rPr>
+      <w:color w:val="1b1f23"/>
+    </w:rPr>
+  </w:style>
 </w:styles>
 </file>
--- a/tests/docx_verify_output/wikilink_sample.docx
+++ b/tests/docx_verify_output/wikilink_sample.docx
@@ -79,8 +79,8 @@
       </w:r>
     </w:p>
     <w:sectPr>
-      <w:headerReference xmlns:r="http://schemas.openxmlformats.org/officeDocument/2006/relationships" w:type="default" r:id="R51492cb4a9ed48e6"/>
-      <w:footerReference xmlns:r="http://schemas.openxmlformats.org/officeDocument/2006/relationships" w:type="default" r:id="Recbbcb3a860e4113"/>
+      <w:headerReference xmlns:r="http://schemas.openxmlformats.org/officeDocument/2006/relationships" w:type="default" r:id="Ref85a482fbfd4914"/>
+      <w:footerReference xmlns:r="http://schemas.openxmlformats.org/officeDocument/2006/relationships" w:type="default" r:id="Rfe3c84e6fcfa4ae2"/>
       <w:pgSz w:w="11906" w:h="16838"/>
       <w:pgMar w:top="1440" w:right="1440" w:bottom="1440" w:left="1440" w:header="576" w:footer="576" w:gutter="0"/>
       <w:pgBorders w:display="allPages" w:offsetFrom="page">

--- a/tests/docx_verify_output/wikilink_sample.docx
+++ b/tests/docx_verify_output/wikilink_sample.docx
@@ -79,8 +79,8 @@
       </w:r>
     </w:p>
     <w:sectPr>
-      <w:headerReference xmlns:r="http://schemas.openxmlformats.org/officeDocument/2006/relationships" w:type="default" r:id="Ref85a482fbfd4914"/>
-      <w:footerReference xmlns:r="http://schemas.openxmlformats.org/officeDocument/2006/relationships" w:type="default" r:id="Rfe3c84e6fcfa4ae2"/>
+      <w:headerReference xmlns:r="http://schemas.openxmlformats.org/officeDocument/2006/relationships" w:type="default" r:id="R8a6f9113723943f3"/>
+      <w:footerReference xmlns:r="http://schemas.openxmlformats.org/officeDocument/2006/relationships" w:type="default" r:id="R94293901c2e44a97"/>
       <w:pgSz w:w="11906" w:h="16838"/>
       <w:pgMar w:top="1440" w:right="1440" w:bottom="1440" w:left="1440" w:header="576" w:footer="576" w:gutter="0"/>
       <w:pgBorders w:display="allPages" w:offsetFrom="page">

--- a/tests/docx_verify_output/wikilink_sample.docx
+++ b/tests/docx_verify_output/wikilink_sample.docx
@@ -79,8 +79,8 @@
       </w:r>
     </w:p>
     <w:sectPr>
-      <w:headerReference xmlns:r="http://schemas.openxmlformats.org/officeDocument/2006/relationships" w:type="default" r:id="R8a6f9113723943f3"/>
-      <w:footerReference xmlns:r="http://schemas.openxmlformats.org/officeDocument/2006/relationships" w:type="default" r:id="R94293901c2e44a97"/>
+      <w:headerReference xmlns:r="http://schemas.openxmlformats.org/officeDocument/2006/relationships" w:type="default" r:id="R15bd24081ed34859"/>
+      <w:footerReference xmlns:r="http://schemas.openxmlformats.org/officeDocument/2006/relationships" w:type="default" r:id="R0a630a3adeca43cf"/>
       <w:pgSz w:w="11906" w:h="16838"/>
       <w:pgMar w:top="1440" w:right="1440" w:bottom="1440" w:left="1440" w:header="576" w:footer="576" w:gutter="0"/>
       <w:pgBorders w:display="allPages" w:offsetFrom="page">

--- a/tests/docx_verify_output/wikilink_sample.docx
+++ b/tests/docx_verify_output/wikilink_sample.docx
@@ -79,8 +79,8 @@
       </w:r>
     </w:p>
     <w:sectPr>
-      <w:headerReference xmlns:r="http://schemas.openxmlformats.org/officeDocument/2006/relationships" w:type="default" r:id="R15bd24081ed34859"/>
-      <w:footerReference xmlns:r="http://schemas.openxmlformats.org/officeDocument/2006/relationships" w:type="default" r:id="R0a630a3adeca43cf"/>
+      <w:headerReference xmlns:r="http://schemas.openxmlformats.org/officeDocument/2006/relationships" w:type="default" r:id="R37d46da8248f4aa0"/>
+      <w:footerReference xmlns:r="http://schemas.openxmlformats.org/officeDocument/2006/relationships" w:type="default" r:id="Refd334e1fa4647bb"/>
       <w:pgSz w:w="11906" w:h="16838"/>
       <w:pgMar w:top="1440" w:right="1440" w:bottom="1440" w:left="1440" w:header="576" w:footer="576" w:gutter="0"/>
       <w:pgBorders w:display="allPages" w:offsetFrom="page">

--- a/tests/docx_verify_output/wikilink_sample.docx
+++ b/tests/docx_verify_output/wikilink_sample.docx
@@ -79,8 +79,8 @@
       </w:r>
     </w:p>
     <w:sectPr>
-      <w:headerReference xmlns:r="http://schemas.openxmlformats.org/officeDocument/2006/relationships" w:type="default" r:id="R37d46da8248f4aa0"/>
-      <w:footerReference xmlns:r="http://schemas.openxmlformats.org/officeDocument/2006/relationships" w:type="default" r:id="Refd334e1fa4647bb"/>
+      <w:headerReference xmlns:r="http://schemas.openxmlformats.org/officeDocument/2006/relationships" w:type="default" r:id="R18490224e5dc40cd"/>
+      <w:footerReference xmlns:r="http://schemas.openxmlformats.org/officeDocument/2006/relationships" w:type="default" r:id="Rbea5eb18d33742c7"/>
       <w:pgSz w:w="11906" w:h="16838"/>
       <w:pgMar w:top="1440" w:right="1440" w:bottom="1440" w:left="1440" w:header="576" w:footer="576" w:gutter="0"/>
       <w:pgBorders w:display="allPages" w:offsetFrom="page">

--- a/tests/docx_verify_output/wikilink_sample.docx
+++ b/tests/docx_verify_output/wikilink_sample.docx
@@ -79,8 +79,8 @@
       </w:r>
     </w:p>
     <w:sectPr>
-      <w:headerReference xmlns:r="http://schemas.openxmlformats.org/officeDocument/2006/relationships" w:type="default" r:id="R18490224e5dc40cd"/>
-      <w:footerReference xmlns:r="http://schemas.openxmlformats.org/officeDocument/2006/relationships" w:type="default" r:id="Rbea5eb18d33742c7"/>
+      <w:headerReference xmlns:r="http://schemas.openxmlformats.org/officeDocument/2006/relationships" w:type="default" r:id="R4fd9a401c0574452"/>
+      <w:footerReference xmlns:r="http://schemas.openxmlformats.org/officeDocument/2006/relationships" w:type="default" r:id="Rd84d9681417141a6"/>
       <w:pgSz w:w="11906" w:h="16838"/>
       <w:pgMar w:top="1440" w:right="1440" w:bottom="1440" w:left="1440" w:header="576" w:footer="576" w:gutter="0"/>
       <w:pgBorders w:display="allPages" w:offsetFrom="page">

--- a/tests/docx_verify_output/wikilink_sample.docx
+++ b/tests/docx_verify_output/wikilink_sample.docx
@@ -79,8 +79,8 @@
       </w:r>
     </w:p>
     <w:sectPr>
-      <w:headerReference xmlns:r="http://schemas.openxmlformats.org/officeDocument/2006/relationships" w:type="default" r:id="R4fd9a401c0574452"/>
-      <w:footerReference xmlns:r="http://schemas.openxmlformats.org/officeDocument/2006/relationships" w:type="default" r:id="Rd84d9681417141a6"/>
+      <w:headerReference xmlns:r="http://schemas.openxmlformats.org/officeDocument/2006/relationships" w:type="default" r:id="R45e3410377ed4540"/>
+      <w:footerReference xmlns:r="http://schemas.openxmlformats.org/officeDocument/2006/relationships" w:type="default" r:id="Re892daffd2c84e4d"/>
       <w:pgSz w:w="11906" w:h="16838"/>
       <w:pgMar w:top="1440" w:right="1440" w:bottom="1440" w:left="1440" w:header="576" w:footer="576" w:gutter="0"/>
       <w:pgBorders w:display="allPages" w:offsetFrom="page">

--- a/tests/docx_verify_output/wikilink_sample.docx
+++ b/tests/docx_verify_output/wikilink_sample.docx
@@ -79,8 +79,8 @@
       </w:r>
     </w:p>
     <w:sectPr>
-      <w:headerReference xmlns:r="http://schemas.openxmlformats.org/officeDocument/2006/relationships" w:type="default" r:id="R45e3410377ed4540"/>
-      <w:footerReference xmlns:r="http://schemas.openxmlformats.org/officeDocument/2006/relationships" w:type="default" r:id="Re892daffd2c84e4d"/>
+      <w:headerReference xmlns:r="http://schemas.openxmlformats.org/officeDocument/2006/relationships" w:type="default" r:id="R522c9ea19ebd4b66"/>
+      <w:footerReference xmlns:r="http://schemas.openxmlformats.org/officeDocument/2006/relationships" w:type="default" r:id="Ra8f07ba4cafd4458"/>
       <w:pgSz w:w="11906" w:h="16838"/>
       <w:pgMar w:top="1440" w:right="1440" w:bottom="1440" w:left="1440" w:header="576" w:footer="576" w:gutter="0"/>
       <w:pgBorders w:display="allPages" w:offsetFrom="page">

--- a/tests/docx_verify_output/wikilink_sample.docx
+++ b/tests/docx_verify_output/wikilink_sample.docx
@@ -79,8 +79,8 @@
       </w:r>
     </w:p>
     <w:sectPr>
-      <w:headerReference xmlns:r="http://schemas.openxmlformats.org/officeDocument/2006/relationships" w:type="default" r:id="R522c9ea19ebd4b66"/>
-      <w:footerReference xmlns:r="http://schemas.openxmlformats.org/officeDocument/2006/relationships" w:type="default" r:id="Ra8f07ba4cafd4458"/>
+      <w:headerReference xmlns:r="http://schemas.openxmlformats.org/officeDocument/2006/relationships" w:type="default" r:id="Rf71554836ab94fc7"/>
+      <w:footerReference xmlns:r="http://schemas.openxmlformats.org/officeDocument/2006/relationships" w:type="default" r:id="R1cfff074e15d4781"/>
       <w:pgSz w:w="11906" w:h="16838"/>
       <w:pgMar w:top="1440" w:right="1440" w:bottom="1440" w:left="1440" w:header="576" w:footer="576" w:gutter="0"/>
       <w:pgBorders w:display="allPages" w:offsetFrom="page">

--- a/tests/docx_verify_output/wikilink_sample.docx
+++ b/tests/docx_verify_output/wikilink_sample.docx
@@ -1,17 +1,17 @@
 
 <file path=word/document.xml><?xml version="1.0" encoding="utf-8"?>
-<w:document xmlns:w="http://schemas.openxmlformats.org/wordprocessingml/2006/main">
+<w:document xmlns:w14="http://schemas.microsoft.com/office/word/2010/wordml" xmlns:w15="http://schemas.microsoft.com/office/word/2012/wordml" xmlns:mc="http://schemas.openxmlformats.org/markup-compatibility/2006" xmlns:w="http://schemas.openxmlformats.org/wordprocessingml/2006/main" mc:Ignorable="w14 w15">
   <w:background w:color="FFFFFF"/>
   <w:body>
     <w:p>
       <w:r>
         <w:rPr>
-          <mc:AlternateContent xmlns:mc="http://schemas.openxmlformats.org/markup-compatibility/2006">
+          <mc:AlternateContent>
             <mc:Choice Requires="w14">
-              <w14:ligatures xmlns:w14="http://schemas.microsoft.com/office/word/2010/wordml" w14:val="standardContextual"/>
-              <w14:numForm xmlns:w14="http://schemas.microsoft.com/office/word/2010/wordml" w14:val="oldStyle"/>
-              <w14:numSpacing xmlns:w14="http://schemas.microsoft.com/office/word/2010/wordml" w14:val="proportional"/>
-              <w14:cntxtAlts xmlns:w14="http://schemas.microsoft.com/office/word/2010/wordml"/>
+              <w14:ligatures w14:val="standardContextual"/>
+              <w14:numForm w14:val="oldStyle"/>
+              <w14:numSpacing w14:val="proportional"/>
+              <w14:cntxtAlts/>
             </mc:Choice>
           </mc:AlternateContent>
         </w:rPr>
@@ -22,12 +22,12 @@
           <w:noProof/>
           <w:color w:val="000000"/>
           <w:u w:val="dash"/>
-          <mc:AlternateContent xmlns:mc="http://schemas.openxmlformats.org/markup-compatibility/2006">
+          <mc:AlternateContent>
             <mc:Choice Requires="w14">
-              <w14:ligatures xmlns:w14="http://schemas.microsoft.com/office/word/2010/wordml" w14:val="standardContextual"/>
-              <w14:numForm xmlns:w14="http://schemas.microsoft.com/office/word/2010/wordml" w14:val="oldStyle"/>
-              <w14:numSpacing xmlns:w14="http://schemas.microsoft.com/office/word/2010/wordml" w14:val="proportional"/>
-              <w14:cntxtAlts xmlns:w14="http://schemas.microsoft.com/office/word/2010/wordml"/>
+              <w14:ligatures w14:val="standardContextual"/>
+              <w14:numForm w14:val="oldStyle"/>
+              <w14:numSpacing w14:val="proportional"/>
+              <w14:cntxtAlts/>
             </mc:Choice>
           </mc:AlternateContent>
         </w:rPr>
@@ -36,12 +36,12 @@
       <w:r>
         <w:rPr>
           <w:noProof/>
-          <mc:AlternateContent xmlns:mc="http://schemas.openxmlformats.org/markup-compatibility/2006">
+          <mc:AlternateContent>
             <mc:Choice Requires="w14">
-              <w14:ligatures xmlns:w14="http://schemas.microsoft.com/office/word/2010/wordml" w14:val="standardContextual"/>
-              <w14:numForm xmlns:w14="http://schemas.microsoft.com/office/word/2010/wordml" w14:val="oldStyle"/>
-              <w14:numSpacing xmlns:w14="http://schemas.microsoft.com/office/word/2010/wordml" w14:val="proportional"/>
-              <w14:cntxtAlts xmlns:w14="http://schemas.microsoft.com/office/word/2010/wordml"/>
+              <w14:ligatures w14:val="standardContextual"/>
+              <w14:numForm w14:val="oldStyle"/>
+              <w14:numSpacing w14:val="proportional"/>
+              <w14:cntxtAlts/>
             </mc:Choice>
           </mc:AlternateContent>
         </w:rPr>
@@ -52,12 +52,12 @@
           <w:noProof/>
           <w:color w:val="000000"/>
           <w:u w:val="dash"/>
-          <mc:AlternateContent xmlns:mc="http://schemas.openxmlformats.org/markup-compatibility/2006">
+          <mc:AlternateContent>
             <mc:Choice Requires="w14">
-              <w14:ligatures xmlns:w14="http://schemas.microsoft.com/office/word/2010/wordml" w14:val="standardContextual"/>
-              <w14:numForm xmlns:w14="http://schemas.microsoft.com/office/word/2010/wordml" w14:val="oldStyle"/>
-              <w14:numSpacing xmlns:w14="http://schemas.microsoft.com/office/word/2010/wordml" w14:val="proportional"/>
-              <w14:cntxtAlts xmlns:w14="http://schemas.microsoft.com/office/word/2010/wordml"/>
+              <w14:ligatures w14:val="standardContextual"/>
+              <w14:numForm w14:val="oldStyle"/>
+              <w14:numSpacing w14:val="proportional"/>
+              <w14:cntxtAlts/>
             </mc:Choice>
           </mc:AlternateContent>
         </w:rPr>
@@ -66,12 +66,12 @@
       <w:r>
         <w:rPr>
           <w:noProof/>
-          <mc:AlternateContent xmlns:mc="http://schemas.openxmlformats.org/markup-compatibility/2006">
+          <mc:AlternateContent>
             <mc:Choice Requires="w14">
-              <w14:ligatures xmlns:w14="http://schemas.microsoft.com/office/word/2010/wordml" w14:val="standardContextual"/>
-              <w14:numForm xmlns:w14="http://schemas.microsoft.com/office/word/2010/wordml" w14:val="oldStyle"/>
-              <w14:numSpacing xmlns:w14="http://schemas.microsoft.com/office/word/2010/wordml" w14:val="proportional"/>
-              <w14:cntxtAlts xmlns:w14="http://schemas.microsoft.com/office/word/2010/wordml"/>
+              <w14:ligatures w14:val="standardContextual"/>
+              <w14:numForm w14:val="oldStyle"/>
+              <w14:numSpacing w14:val="proportional"/>
+              <w14:cntxtAlts/>
             </mc:Choice>
           </mc:AlternateContent>
         </w:rPr>
@@ -79,8 +79,8 @@
       </w:r>
     </w:p>
     <w:sectPr>
-      <w:headerReference xmlns:r="http://schemas.openxmlformats.org/officeDocument/2006/relationships" w:type="default" r:id="Rf71554836ab94fc7"/>
-      <w:footerReference xmlns:r="http://schemas.openxmlformats.org/officeDocument/2006/relationships" w:type="default" r:id="R1cfff074e15d4781"/>
+      <w:headerReference xmlns:r="http://schemas.openxmlformats.org/officeDocument/2006/relationships" w:type="default" r:id="R15ae65f524334a9a"/>
+      <w:footerReference xmlns:r="http://schemas.openxmlformats.org/officeDocument/2006/relationships" w:type="default" r:id="R4086ce350ba14c3f"/>
       <w:pgSz w:w="11906" w:h="16838"/>
       <w:pgMar w:top="1440" w:right="1440" w:bottom="1440" w:left="1440" w:header="576" w:footer="576" w:gutter="0"/>
       <w:pgBorders w:display="allPages" w:offsetFrom="page">
@@ -138,7 +138,7 @@
         <w:color w:val="808080"/>
         <w:sz w:val="16"/>
       </w:rPr>
-      <w:t xml:space="preserve">  Â·  Marksmith</w:t>
+      <w:t xml:space="preserve">  ·  MarkSmith</w:t>
     </w:r>
   </w:p>
 </w:ftr>
@@ -348,7 +348,7 @@
   <w:docDefaults>
     <w:rPrDefault>
       <w:rPr>
-        <w:rFonts w:ascii="Calibri" w:hAnsi="Calibri"/>
+        <w:rFonts w:ascii="Calibri" w:hAnsi="Calibri" w:eastAsia="Calibri" w:cs="Calibri"/>
         <w:color w:val="1b1f23"/>
         <w:kern w:val="16"/>
         <w:sz w:val="22"/>

--- a/tests/docx_verify_output/wikilink_sample.docx
+++ b/tests/docx_verify_output/wikilink_sample.docx
@@ -79,8 +79,8 @@
       </w:r>
     </w:p>
     <w:sectPr>
-      <w:headerReference xmlns:r="http://schemas.openxmlformats.org/officeDocument/2006/relationships" w:type="default" r:id="R15ae65f524334a9a"/>
-      <w:footerReference xmlns:r="http://schemas.openxmlformats.org/officeDocument/2006/relationships" w:type="default" r:id="R4086ce350ba14c3f"/>
+      <w:headerReference xmlns:r="http://schemas.openxmlformats.org/officeDocument/2006/relationships" w:type="default" r:id="R34bad93eba09411e"/>
+      <w:footerReference xmlns:r="http://schemas.openxmlformats.org/officeDocument/2006/relationships" w:type="default" r:id="R4439adb82ddf428b"/>
       <w:pgSz w:w="11906" w:h="16838"/>
       <w:pgMar w:top="1440" w:right="1440" w:bottom="1440" w:left="1440" w:header="576" w:footer="576" w:gutter="0"/>
       <w:pgBorders w:display="allPages" w:offsetFrom="page">

--- a/tests/docx_verify_output/wikilink_sample.docx
+++ b/tests/docx_verify_output/wikilink_sample.docx
@@ -79,8 +79,8 @@
       </w:r>
     </w:p>
     <w:sectPr>
-      <w:headerReference xmlns:r="http://schemas.openxmlformats.org/officeDocument/2006/relationships" w:type="default" r:id="R34bad93eba09411e"/>
-      <w:footerReference xmlns:r="http://schemas.openxmlformats.org/officeDocument/2006/relationships" w:type="default" r:id="R4439adb82ddf428b"/>
+      <w:headerReference xmlns:r="http://schemas.openxmlformats.org/officeDocument/2006/relationships" w:type="default" r:id="Rf189cf2e0fa3448f"/>
+      <w:footerReference xmlns:r="http://schemas.openxmlformats.org/officeDocument/2006/relationships" w:type="default" r:id="R9d837bb4ba684e51"/>
       <w:pgSz w:w="11906" w:h="16838"/>
       <w:pgMar w:top="1440" w:right="1440" w:bottom="1440" w:left="1440" w:header="576" w:footer="576" w:gutter="0"/>
       <w:pgBorders w:display="allPages" w:offsetFrom="page">

--- a/tests/docx_verify_output/wikilink_sample.docx
+++ b/tests/docx_verify_output/wikilink_sample.docx
@@ -79,8 +79,8 @@
       </w:r>
     </w:p>
     <w:sectPr>
-      <w:headerReference xmlns:r="http://schemas.openxmlformats.org/officeDocument/2006/relationships" w:type="default" r:id="R34bad93eba09411e"/>
-      <w:footerReference xmlns:r="http://schemas.openxmlformats.org/officeDocument/2006/relationships" w:type="default" r:id="R4439adb82ddf428b"/>
+      <w:headerReference xmlns:r="http://schemas.openxmlformats.org/officeDocument/2006/relationships" w:type="default" r:id="R6feb583c80fb452f"/>
+      <w:footerReference xmlns:r="http://schemas.openxmlformats.org/officeDocument/2006/relationships" w:type="default" r:id="R9f4e07b17d3c4e15"/>
       <w:pgSz w:w="11906" w:h="16838"/>
       <w:pgMar w:top="1440" w:right="1440" w:bottom="1440" w:left="1440" w:header="576" w:footer="576" w:gutter="0"/>
       <w:pgBorders w:display="allPages" w:offsetFrom="page">

--- a/tests/docx_verify_output/wikilink_sample.docx
+++ b/tests/docx_verify_output/wikilink_sample.docx
@@ -79,16 +79,10 @@
       </w:r>
     </w:p>
     <w:sectPr>
-      <w:headerReference xmlns:r="http://schemas.openxmlformats.org/officeDocument/2006/relationships" w:type="default" r:id="R6feb583c80fb452f"/>
-      <w:footerReference xmlns:r="http://schemas.openxmlformats.org/officeDocument/2006/relationships" w:type="default" r:id="R9f4e07b17d3c4e15"/>
+      <w:headerReference xmlns:r="http://schemas.openxmlformats.org/officeDocument/2006/relationships" w:type="default" r:id="Rc387ee1ca33042d8"/>
+      <w:footerReference xmlns:r="http://schemas.openxmlformats.org/officeDocument/2006/relationships" w:type="default" r:id="R286a6a37d74748b6"/>
       <w:pgSz w:w="11906" w:h="16838"/>
       <w:pgMar w:top="1440" w:right="1440" w:bottom="1440" w:left="1440" w:header="576" w:footer="576" w:gutter="0"/>
-      <w:pgBorders w:display="allPages" w:offsetFrom="page">
-        <w:top w:val="single" w:color="D1D5DA" w:sz="8" w:space="24"/>
-        <w:left w:val="single" w:color="D1D5DA" w:sz="8" w:space="24"/>
-        <w:bottom w:val="single" w:color="D1D5DA" w:sz="8" w:space="24"/>
-        <w:right w:val="single" w:color="D1D5DA" w:sz="8" w:space="24"/>
-      </w:pgBorders>
     </w:sectPr>
   </w:body>
 </w:document>
@@ -348,7 +342,7 @@
   <w:docDefaults>
     <w:rPrDefault>
       <w:rPr>
-        <w:rFonts w:ascii="Calibri" w:hAnsi="Calibri" w:eastAsia="Calibri" w:cs="Calibri"/>
+        <w:rFonts w:ascii="Segoe UI Variable" w:hAnsi="Segoe UI Variable" w:eastAsia="Segoe UI Variable" w:cs="Segoe UI Variable"/>
         <w:color w:val="1b1f23"/>
         <w:kern w:val="16"/>
         <w:sz w:val="22"/>
@@ -401,7 +395,7 @@
     </w:pPr>
     <w:rPr>
       <w:b/>
-      <w:color w:val="000000"/>
+      <w:color w:val="090B0C"/>
       <w:sz w:val="32"/>
       <w:szCs w:val="32"/>
     </w:rPr>
@@ -418,7 +412,7 @@
     </w:pPr>
     <w:rPr>
       <w:b/>
-      <w:color w:val="000000"/>
+      <w:color w:val="121417"/>
       <w:sz w:val="28"/>
       <w:szCs w:val="28"/>
     </w:rPr>
@@ -435,7 +429,7 @@
     </w:pPr>
     <w:rPr>
       <w:b/>
-      <w:color w:val="000000"/>
+      <w:color w:val="1b1f23"/>
       <w:sz w:val="24"/>
       <w:szCs w:val="24"/>
     </w:rPr>
@@ -452,7 +446,7 @@
     </w:pPr>
     <w:rPr>
       <w:b/>
-      <w:color w:val="000000"/>
+      <w:color w:val="1b1f23"/>
       <w:sz w:val="22"/>
       <w:szCs w:val="22"/>
     </w:rPr>

--- a/tests/docx_verify_output/wikilink_sample.docx
+++ b/tests/docx_verify_output/wikilink_sample.docx
@@ -79,8 +79,8 @@
       </w:r>
     </w:p>
     <w:sectPr>
-      <w:headerReference xmlns:r="http://schemas.openxmlformats.org/officeDocument/2006/relationships" w:type="default" r:id="Rc387ee1ca33042d8"/>
-      <w:footerReference xmlns:r="http://schemas.openxmlformats.org/officeDocument/2006/relationships" w:type="default" r:id="R286a6a37d74748b6"/>
+      <w:headerReference xmlns:r="http://schemas.openxmlformats.org/officeDocument/2006/relationships" w:type="default" r:id="R6b97083085fc42cb"/>
+      <w:footerReference xmlns:r="http://schemas.openxmlformats.org/officeDocument/2006/relationships" w:type="default" r:id="R46e06371a0954120"/>
       <w:pgSz w:w="11906" w:h="16838"/>
       <w:pgMar w:top="1440" w:right="1440" w:bottom="1440" w:left="1440" w:header="576" w:footer="576" w:gutter="0"/>
     </w:sectPr>

--- a/tests/docx_verify_output/wikilink_sample.docx
+++ b/tests/docx_verify_output/wikilink_sample.docx
@@ -79,8 +79,8 @@
       </w:r>
     </w:p>
     <w:sectPr>
-      <w:headerReference xmlns:r="http://schemas.openxmlformats.org/officeDocument/2006/relationships" w:type="default" r:id="R6b97083085fc42cb"/>
-      <w:footerReference xmlns:r="http://schemas.openxmlformats.org/officeDocument/2006/relationships" w:type="default" r:id="R46e06371a0954120"/>
+      <w:headerReference xmlns:r="http://schemas.openxmlformats.org/officeDocument/2006/relationships" w:type="default" r:id="Rcf2710d1b86c41a0"/>
+      <w:footerReference xmlns:r="http://schemas.openxmlformats.org/officeDocument/2006/relationships" w:type="default" r:id="R948d99db3b9b4341"/>
       <w:pgSz w:w="11906" w:h="16838"/>
       <w:pgMar w:top="1440" w:right="1440" w:bottom="1440" w:left="1440" w:header="576" w:footer="576" w:gutter="0"/>
     </w:sectPr>

--- a/tests/docx_verify_output/wikilink_sample.docx
+++ b/tests/docx_verify_output/wikilink_sample.docx
@@ -79,8 +79,8 @@
       </w:r>
     </w:p>
     <w:sectPr>
-      <w:headerReference xmlns:r="http://schemas.openxmlformats.org/officeDocument/2006/relationships" w:type="default" r:id="Rcf2710d1b86c41a0"/>
-      <w:footerReference xmlns:r="http://schemas.openxmlformats.org/officeDocument/2006/relationships" w:type="default" r:id="R948d99db3b9b4341"/>
+      <w:headerReference xmlns:r="http://schemas.openxmlformats.org/officeDocument/2006/relationships" w:type="default" r:id="R95d48fa7bf4d4134"/>
+      <w:footerReference xmlns:r="http://schemas.openxmlformats.org/officeDocument/2006/relationships" w:type="default" r:id="R5cd89f9664eb463e"/>
       <w:pgSz w:w="11906" w:h="16838"/>
       <w:pgMar w:top="1440" w:right="1440" w:bottom="1440" w:left="1440" w:header="576" w:footer="576" w:gutter="0"/>
     </w:sectPr>

--- a/tests/docx_verify_output/wikilink_sample.docx
+++ b/tests/docx_verify_output/wikilink_sample.docx
@@ -79,8 +79,8 @@
       </w:r>
     </w:p>
     <w:sectPr>
-      <w:headerReference xmlns:r="http://schemas.openxmlformats.org/officeDocument/2006/relationships" w:type="default" r:id="R95d48fa7bf4d4134"/>
-      <w:footerReference xmlns:r="http://schemas.openxmlformats.org/officeDocument/2006/relationships" w:type="default" r:id="R5cd89f9664eb463e"/>
+      <w:headerReference xmlns:r="http://schemas.openxmlformats.org/officeDocument/2006/relationships" w:type="default" r:id="R801dd2156dfc4bb9"/>
+      <w:footerReference xmlns:r="http://schemas.openxmlformats.org/officeDocument/2006/relationships" w:type="default" r:id="R51cd938aa01a4532"/>
       <w:pgSz w:w="11906" w:h="16838"/>
       <w:pgMar w:top="1440" w:right="1440" w:bottom="1440" w:left="1440" w:header="576" w:footer="576" w:gutter="0"/>
     </w:sectPr>

--- a/tests/docx_verify_output/wikilink_sample.docx
+++ b/tests/docx_verify_output/wikilink_sample.docx
@@ -79,8 +79,8 @@
       </w:r>
     </w:p>
     <w:sectPr>
-      <w:headerReference xmlns:r="http://schemas.openxmlformats.org/officeDocument/2006/relationships" w:type="default" r:id="R801dd2156dfc4bb9"/>
-      <w:footerReference xmlns:r="http://schemas.openxmlformats.org/officeDocument/2006/relationships" w:type="default" r:id="R51cd938aa01a4532"/>
+      <w:headerReference xmlns:r="http://schemas.openxmlformats.org/officeDocument/2006/relationships" w:type="default" r:id="R10af30c7cf2d4d37"/>
+      <w:footerReference xmlns:r="http://schemas.openxmlformats.org/officeDocument/2006/relationships" w:type="default" r:id="R68a35be19a004f3b"/>
       <w:pgSz w:w="11906" w:h="16838"/>
       <w:pgMar w:top="1440" w:right="1440" w:bottom="1440" w:left="1440" w:header="576" w:footer="576" w:gutter="0"/>
     </w:sectPr>

--- a/tests/docx_verify_output/wikilink_sample.docx
+++ b/tests/docx_verify_output/wikilink_sample.docx
@@ -79,8 +79,8 @@
       </w:r>
     </w:p>
     <w:sectPr>
-      <w:headerReference xmlns:r="http://schemas.openxmlformats.org/officeDocument/2006/relationships" w:type="default" r:id="R10af30c7cf2d4d37"/>
-      <w:footerReference xmlns:r="http://schemas.openxmlformats.org/officeDocument/2006/relationships" w:type="default" r:id="R68a35be19a004f3b"/>
+      <w:headerReference xmlns:r="http://schemas.openxmlformats.org/officeDocument/2006/relationships" w:type="default" r:id="R4bd3183c99f748ff"/>
+      <w:footerReference xmlns:r="http://schemas.openxmlformats.org/officeDocument/2006/relationships" w:type="default" r:id="R00823b91cfb247b4"/>
       <w:pgSz w:w="11906" w:h="16838"/>
       <w:pgMar w:top="1440" w:right="1440" w:bottom="1440" w:left="1440" w:header="576" w:footer="576" w:gutter="0"/>
     </w:sectPr>

--- a/tests/docx_verify_output/wikilink_sample.docx
+++ b/tests/docx_verify_output/wikilink_sample.docx
@@ -79,8 +79,8 @@
       </w:r>
     </w:p>
     <w:sectPr>
-      <w:headerReference xmlns:r="http://schemas.openxmlformats.org/officeDocument/2006/relationships" w:type="default" r:id="R4bd3183c99f748ff"/>
-      <w:footerReference xmlns:r="http://schemas.openxmlformats.org/officeDocument/2006/relationships" w:type="default" r:id="R00823b91cfb247b4"/>
+      <w:headerReference xmlns:r="http://schemas.openxmlformats.org/officeDocument/2006/relationships" w:type="default" r:id="Reb9dc46b14a24d13"/>
+      <w:footerReference xmlns:r="http://schemas.openxmlformats.org/officeDocument/2006/relationships" w:type="default" r:id="Rbdbf88e451b74cd3"/>
       <w:pgSz w:w="11906" w:h="16838"/>
       <w:pgMar w:top="1440" w:right="1440" w:bottom="1440" w:left="1440" w:header="576" w:footer="576" w:gutter="0"/>
     </w:sectPr>

--- a/tests/docx_verify_output/wikilink_sample.docx
+++ b/tests/docx_verify_output/wikilink_sample.docx
@@ -79,8 +79,8 @@
       </w:r>
     </w:p>
     <w:sectPr>
-      <w:headerReference xmlns:r="http://schemas.openxmlformats.org/officeDocument/2006/relationships" w:type="default" r:id="Reb9dc46b14a24d13"/>
-      <w:footerReference xmlns:r="http://schemas.openxmlformats.org/officeDocument/2006/relationships" w:type="default" r:id="Rbdbf88e451b74cd3"/>
+      <w:headerReference xmlns:r="http://schemas.openxmlformats.org/officeDocument/2006/relationships" w:type="default" r:id="R06212d8b9d4c4170"/>
+      <w:footerReference xmlns:r="http://schemas.openxmlformats.org/officeDocument/2006/relationships" w:type="default" r:id="Re899aae79b144c00"/>
       <w:pgSz w:w="11906" w:h="16838"/>
       <w:pgMar w:top="1440" w:right="1440" w:bottom="1440" w:left="1440" w:header="576" w:footer="576" w:gutter="0"/>
     </w:sectPr>

--- a/tests/docx_verify_output/wikilink_sample.docx
+++ b/tests/docx_verify_output/wikilink_sample.docx
@@ -79,8 +79,8 @@
       </w:r>
     </w:p>
     <w:sectPr>
-      <w:headerReference xmlns:r="http://schemas.openxmlformats.org/officeDocument/2006/relationships" w:type="default" r:id="R06212d8b9d4c4170"/>
-      <w:footerReference xmlns:r="http://schemas.openxmlformats.org/officeDocument/2006/relationships" w:type="default" r:id="Re899aae79b144c00"/>
+      <w:headerReference xmlns:r="http://schemas.openxmlformats.org/officeDocument/2006/relationships" w:type="default" r:id="R0ea0c4ef8a4245b8"/>
+      <w:footerReference xmlns:r="http://schemas.openxmlformats.org/officeDocument/2006/relationships" w:type="default" r:id="R4ebdc827c97a4aa5"/>
       <w:pgSz w:w="11906" w:h="16838"/>
       <w:pgMar w:top="1440" w:right="1440" w:bottom="1440" w:left="1440" w:header="576" w:footer="576" w:gutter="0"/>
     </w:sectPr>

--- a/tests/docx_verify_output/wikilink_sample.docx
+++ b/tests/docx_verify_output/wikilink_sample.docx
@@ -79,8 +79,8 @@
       </w:r>
     </w:p>
     <w:sectPr>
-      <w:headerReference xmlns:r="http://schemas.openxmlformats.org/officeDocument/2006/relationships" w:type="default" r:id="R0ea0c4ef8a4245b8"/>
-      <w:footerReference xmlns:r="http://schemas.openxmlformats.org/officeDocument/2006/relationships" w:type="default" r:id="R4ebdc827c97a4aa5"/>
+      <w:headerReference xmlns:r="http://schemas.openxmlformats.org/officeDocument/2006/relationships" w:type="default" r:id="Racceb43d278c447e"/>
+      <w:footerReference xmlns:r="http://schemas.openxmlformats.org/officeDocument/2006/relationships" w:type="default" r:id="Raff7c013785344ec"/>
       <w:pgSz w:w="11906" w:h="16838"/>
       <w:pgMar w:top="1440" w:right="1440" w:bottom="1440" w:left="1440" w:header="576" w:footer="576" w:gutter="0"/>
     </w:sectPr>

--- a/tests/docx_verify_output/wikilink_sample.docx
+++ b/tests/docx_verify_output/wikilink_sample.docx
@@ -79,8 +79,8 @@
       </w:r>
     </w:p>
     <w:sectPr>
-      <w:headerReference xmlns:r="http://schemas.openxmlformats.org/officeDocument/2006/relationships" w:type="default" r:id="Racceb43d278c447e"/>
-      <w:footerReference xmlns:r="http://schemas.openxmlformats.org/officeDocument/2006/relationships" w:type="default" r:id="Raff7c013785344ec"/>
+      <w:headerReference xmlns:r="http://schemas.openxmlformats.org/officeDocument/2006/relationships" w:type="default" r:id="R6e63c7768e424f4d"/>
+      <w:footerReference xmlns:r="http://schemas.openxmlformats.org/officeDocument/2006/relationships" w:type="default" r:id="Rcc8342ca9259423d"/>
       <w:pgSz w:w="11906" w:h="16838"/>
       <w:pgMar w:top="1440" w:right="1440" w:bottom="1440" w:left="1440" w:header="576" w:footer="576" w:gutter="0"/>
     </w:sectPr>

--- a/tests/docx_verify_output/wikilink_sample.docx
+++ b/tests/docx_verify_output/wikilink_sample.docx
@@ -79,8 +79,8 @@
       </w:r>
     </w:p>
     <w:sectPr>
-      <w:headerReference xmlns:r="http://schemas.openxmlformats.org/officeDocument/2006/relationships" w:type="default" r:id="R6e63c7768e424f4d"/>
-      <w:footerReference xmlns:r="http://schemas.openxmlformats.org/officeDocument/2006/relationships" w:type="default" r:id="Rcc8342ca9259423d"/>
+      <w:headerReference xmlns:r="http://schemas.openxmlformats.org/officeDocument/2006/relationships" w:type="default" r:id="Rdbf4594ca86e4d81"/>
+      <w:footerReference xmlns:r="http://schemas.openxmlformats.org/officeDocument/2006/relationships" w:type="default" r:id="R42f8caa9320847dc"/>
       <w:pgSz w:w="11906" w:h="16838"/>
       <w:pgMar w:top="1440" w:right="1440" w:bottom="1440" w:left="1440" w:header="576" w:footer="576" w:gutter="0"/>
     </w:sectPr>

--- a/tests/docx_verify_output/wikilink_sample.docx
+++ b/tests/docx_verify_output/wikilink_sample.docx
@@ -79,8 +79,8 @@
       </w:r>
     </w:p>
     <w:sectPr>
-      <w:headerReference xmlns:r="http://schemas.openxmlformats.org/officeDocument/2006/relationships" w:type="default" r:id="Rdbf4594ca86e4d81"/>
-      <w:footerReference xmlns:r="http://schemas.openxmlformats.org/officeDocument/2006/relationships" w:type="default" r:id="R42f8caa9320847dc"/>
+      <w:headerReference xmlns:r="http://schemas.openxmlformats.org/officeDocument/2006/relationships" w:type="default" r:id="Reb2d9b89af5440ee"/>
+      <w:footerReference xmlns:r="http://schemas.openxmlformats.org/officeDocument/2006/relationships" w:type="default" r:id="R875beee68d1c4787"/>
       <w:pgSz w:w="11906" w:h="16838"/>
       <w:pgMar w:top="1440" w:right="1440" w:bottom="1440" w:left="1440" w:header="576" w:footer="576" w:gutter="0"/>
     </w:sectPr>

--- a/tests/docx_verify_output/wikilink_sample.docx
+++ b/tests/docx_verify_output/wikilink_sample.docx
@@ -79,8 +79,8 @@
       </w:r>
     </w:p>
     <w:sectPr>
-      <w:headerReference xmlns:r="http://schemas.openxmlformats.org/officeDocument/2006/relationships" w:type="default" r:id="Reb2d9b89af5440ee"/>
-      <w:footerReference xmlns:r="http://schemas.openxmlformats.org/officeDocument/2006/relationships" w:type="default" r:id="R875beee68d1c4787"/>
+      <w:headerReference xmlns:r="http://schemas.openxmlformats.org/officeDocument/2006/relationships" w:type="default" r:id="Re609ec670153499f"/>
+      <w:footerReference xmlns:r="http://schemas.openxmlformats.org/officeDocument/2006/relationships" w:type="default" r:id="R4753b9374f4943cb"/>
       <w:pgSz w:w="11906" w:h="16838"/>
       <w:pgMar w:top="1440" w:right="1440" w:bottom="1440" w:left="1440" w:header="576" w:footer="576" w:gutter="0"/>
     </w:sectPr>

--- a/tests/docx_verify_output/wikilink_sample.docx
+++ b/tests/docx_verify_output/wikilink_sample.docx
@@ -79,8 +79,8 @@
       </w:r>
     </w:p>
     <w:sectPr>
-      <w:headerReference xmlns:r="http://schemas.openxmlformats.org/officeDocument/2006/relationships" w:type="default" r:id="Re609ec670153499f"/>
-      <w:footerReference xmlns:r="http://schemas.openxmlformats.org/officeDocument/2006/relationships" w:type="default" r:id="R4753b9374f4943cb"/>
+      <w:headerReference xmlns:r="http://schemas.openxmlformats.org/officeDocument/2006/relationships" w:type="default" r:id="Re4caad650ee04d33"/>
+      <w:footerReference xmlns:r="http://schemas.openxmlformats.org/officeDocument/2006/relationships" w:type="default" r:id="Ree9691f1ee804982"/>
       <w:pgSz w:w="11906" w:h="16838"/>
       <w:pgMar w:top="1440" w:right="1440" w:bottom="1440" w:left="1440" w:header="576" w:footer="576" w:gutter="0"/>
     </w:sectPr>

--- a/tests/docx_verify_output/wikilink_sample.docx
+++ b/tests/docx_verify_output/wikilink_sample.docx
@@ -79,8 +79,8 @@
       </w:r>
     </w:p>
     <w:sectPr>
-      <w:headerReference xmlns:r="http://schemas.openxmlformats.org/officeDocument/2006/relationships" w:type="default" r:id="Re4caad650ee04d33"/>
-      <w:footerReference xmlns:r="http://schemas.openxmlformats.org/officeDocument/2006/relationships" w:type="default" r:id="Ree9691f1ee804982"/>
+      <w:headerReference xmlns:r="http://schemas.openxmlformats.org/officeDocument/2006/relationships" w:type="default" r:id="R13073624254a4c2e"/>
+      <w:footerReference xmlns:r="http://schemas.openxmlformats.org/officeDocument/2006/relationships" w:type="default" r:id="Rfac8cc60974d4751"/>
       <w:pgSz w:w="11906" w:h="16838"/>
       <w:pgMar w:top="1440" w:right="1440" w:bottom="1440" w:left="1440" w:header="576" w:footer="576" w:gutter="0"/>
     </w:sectPr>

--- a/tests/docx_verify_output/wikilink_sample.docx
+++ b/tests/docx_verify_output/wikilink_sample.docx
@@ -79,8 +79,8 @@
       </w:r>
     </w:p>
     <w:sectPr>
-      <w:headerReference xmlns:r="http://schemas.openxmlformats.org/officeDocument/2006/relationships" w:type="default" r:id="R13073624254a4c2e"/>
-      <w:footerReference xmlns:r="http://schemas.openxmlformats.org/officeDocument/2006/relationships" w:type="default" r:id="Rfac8cc60974d4751"/>
+      <w:headerReference xmlns:r="http://schemas.openxmlformats.org/officeDocument/2006/relationships" w:type="default" r:id="R298b5131d64d4387"/>
+      <w:footerReference xmlns:r="http://schemas.openxmlformats.org/officeDocument/2006/relationships" w:type="default" r:id="Rfa5df3a2a1b549b6"/>
       <w:pgSz w:w="11906" w:h="16838"/>
       <w:pgMar w:top="1440" w:right="1440" w:bottom="1440" w:left="1440" w:header="576" w:footer="576" w:gutter="0"/>
     </w:sectPr>

--- a/tests/docx_verify_output/wikilink_sample.docx
+++ b/tests/docx_verify_output/wikilink_sample.docx
@@ -79,8 +79,8 @@
       </w:r>
     </w:p>
     <w:sectPr>
-      <w:headerReference xmlns:r="http://schemas.openxmlformats.org/officeDocument/2006/relationships" w:type="default" r:id="R298b5131d64d4387"/>
-      <w:footerReference xmlns:r="http://schemas.openxmlformats.org/officeDocument/2006/relationships" w:type="default" r:id="Rfa5df3a2a1b549b6"/>
+      <w:headerReference xmlns:r="http://schemas.openxmlformats.org/officeDocument/2006/relationships" w:type="default" r:id="R1acb53bde01c49e8"/>
+      <w:footerReference xmlns:r="http://schemas.openxmlformats.org/officeDocument/2006/relationships" w:type="default" r:id="R0dff081e83304835"/>
       <w:pgSz w:w="11906" w:h="16838"/>
       <w:pgMar w:top="1440" w:right="1440" w:bottom="1440" w:left="1440" w:header="576" w:footer="576" w:gutter="0"/>
     </w:sectPr>

--- a/tests/docx_verify_output/wikilink_sample.docx
+++ b/tests/docx_verify_output/wikilink_sample.docx
@@ -79,8 +79,8 @@
       </w:r>
     </w:p>
     <w:sectPr>
-      <w:headerReference xmlns:r="http://schemas.openxmlformats.org/officeDocument/2006/relationships" w:type="default" r:id="R1acb53bde01c49e8"/>
-      <w:footerReference xmlns:r="http://schemas.openxmlformats.org/officeDocument/2006/relationships" w:type="default" r:id="R0dff081e83304835"/>
+      <w:headerReference xmlns:r="http://schemas.openxmlformats.org/officeDocument/2006/relationships" w:type="default" r:id="R1a1f1c77999b49e9"/>
+      <w:footerReference xmlns:r="http://schemas.openxmlformats.org/officeDocument/2006/relationships" w:type="default" r:id="R6f7099eb991e4544"/>
       <w:pgSz w:w="11906" w:h="16838"/>
       <w:pgMar w:top="1440" w:right="1440" w:bottom="1440" w:left="1440" w:header="576" w:footer="576" w:gutter="0"/>
     </w:sectPr>

--- a/tests/docx_verify_output/wikilink_sample.docx
+++ b/tests/docx_verify_output/wikilink_sample.docx
@@ -79,8 +79,8 @@
       </w:r>
     </w:p>
     <w:sectPr>
-      <w:headerReference xmlns:r="http://schemas.openxmlformats.org/officeDocument/2006/relationships" w:type="default" r:id="R1a1f1c77999b49e9"/>
-      <w:footerReference xmlns:r="http://schemas.openxmlformats.org/officeDocument/2006/relationships" w:type="default" r:id="R6f7099eb991e4544"/>
+      <w:headerReference xmlns:r="http://schemas.openxmlformats.org/officeDocument/2006/relationships" w:type="default" r:id="R6c80d08859a24615"/>
+      <w:footerReference xmlns:r="http://schemas.openxmlformats.org/officeDocument/2006/relationships" w:type="default" r:id="R9ecb75f07c814b26"/>
       <w:pgSz w:w="11906" w:h="16838"/>
       <w:pgMar w:top="1440" w:right="1440" w:bottom="1440" w:left="1440" w:header="576" w:footer="576" w:gutter="0"/>
     </w:sectPr>

--- a/tests/docx_verify_output/wikilink_sample.docx
+++ b/tests/docx_verify_output/wikilink_sample.docx
@@ -79,8 +79,8 @@
       </w:r>
     </w:p>
     <w:sectPr>
-      <w:headerReference xmlns:r="http://schemas.openxmlformats.org/officeDocument/2006/relationships" w:type="default" r:id="R1a1f1c77999b49e9"/>
-      <w:footerReference xmlns:r="http://schemas.openxmlformats.org/officeDocument/2006/relationships" w:type="default" r:id="R6f7099eb991e4544"/>
+      <w:headerReference xmlns:r="http://schemas.openxmlformats.org/officeDocument/2006/relationships" w:type="default" r:id="R89bb3d8de827462f"/>
+      <w:footerReference xmlns:r="http://schemas.openxmlformats.org/officeDocument/2006/relationships" w:type="default" r:id="Rc7e2597f1eee4397"/>
       <w:pgSz w:w="11906" w:h="16838"/>
       <w:pgMar w:top="1440" w:right="1440" w:bottom="1440" w:left="1440" w:header="576" w:footer="576" w:gutter="0"/>
     </w:sectPr>

--- a/tests/docx_verify_output/wikilink_sample.docx
+++ b/tests/docx_verify_output/wikilink_sample.docx
@@ -79,8 +79,8 @@
       </w:r>
     </w:p>
     <w:sectPr>
-      <w:headerReference xmlns:r="http://schemas.openxmlformats.org/officeDocument/2006/relationships" w:type="default" r:id="R1a1f1c77999b49e9"/>
-      <w:footerReference xmlns:r="http://schemas.openxmlformats.org/officeDocument/2006/relationships" w:type="default" r:id="R6f7099eb991e4544"/>
+      <w:headerReference xmlns:r="http://schemas.openxmlformats.org/officeDocument/2006/relationships" w:type="default" r:id="R07e85803b21b45d9"/>
+      <w:footerReference xmlns:r="http://schemas.openxmlformats.org/officeDocument/2006/relationships" w:type="default" r:id="R882df306f8bf4b67"/>
       <w:pgSz w:w="11906" w:h="16838"/>
       <w:pgMar w:top="1440" w:right="1440" w:bottom="1440" w:left="1440" w:header="576" w:footer="576" w:gutter="0"/>
     </w:sectPr>

--- a/tests/docx_verify_output/wikilink_sample.docx
+++ b/tests/docx_verify_output/wikilink_sample.docx
@@ -79,8 +79,8 @@
       </w:r>
     </w:p>
     <w:sectPr>
-      <w:headerReference xmlns:r="http://schemas.openxmlformats.org/officeDocument/2006/relationships" w:type="default" r:id="R1a1f1c77999b49e9"/>
-      <w:footerReference xmlns:r="http://schemas.openxmlformats.org/officeDocument/2006/relationships" w:type="default" r:id="R6f7099eb991e4544"/>
+      <w:headerReference xmlns:r="http://schemas.openxmlformats.org/officeDocument/2006/relationships" w:type="default" r:id="R9f1d87f05e1b47e6"/>
+      <w:footerReference xmlns:r="http://schemas.openxmlformats.org/officeDocument/2006/relationships" w:type="default" r:id="Rcdcb76de52a542e0"/>
       <w:pgSz w:w="11906" w:h="16838"/>
       <w:pgMar w:top="1440" w:right="1440" w:bottom="1440" w:left="1440" w:header="576" w:footer="576" w:gutter="0"/>
     </w:sectPr>
